--- a/Dokumentacija.docx
+++ b/Dokumentacija.docx
@@ -3278,38 +3278,6 @@
     </w:p>
     <w:p>
       <w:pPr>
-        <w:pStyle w:val="console"/>
-      </w:pPr>
-      <w:r>
-        <w:t>|   |</w:t>
-      </w:r>
-    </w:p>
-    <w:p>
-      <w:pPr>
-        <w:pStyle w:val="console"/>
-      </w:pPr>
-      <w:r>
-        <w:t>|   \---node_modules</w:t>
-      </w:r>
-    </w:p>
-    <w:p>
-      <w:pPr>
-        <w:pStyle w:val="console"/>
-      </w:pPr>
-      <w:r>
-        <w:t>|       |   .package-lock.json</w:t>
-      </w:r>
-    </w:p>
-    <w:p>
-      <w:pPr>
-        <w:pStyle w:val="console"/>
-      </w:pPr>
-      <w:r>
-        <w:t>|       |</w:t>
-      </w:r>
-    </w:p>
-    <w:p>
-      <w:pPr>
         <w:spacing w:before="0" w:after="0" w:line="240" w:lineRule="auto"/>
         <w:rPr>
           <w:b/>
@@ -3421,7 +3389,7 @@
           <w:sz w:val="18"/>
           <w:szCs w:val="16"/>
         </w:rPr>
-        <w:t xml:space="preserve">   -</w:t>
+        <w:t>-</w:t>
       </w:r>
       <w:r>
         <w:rPr>
@@ -3886,7 +3854,7 @@
         <w:spacing w:before="80" w:after="80"/>
       </w:pPr>
       <w:r>
-        <w:t>Alternativno, stack se moze podici direktno bez Ansiblea:</w:t>
+        <w:t>Alternativno, stack se moze podici direktno bez Ansible:</w:t>
       </w:r>
     </w:p>
     <w:p>
